--- a/zht/docx/231.content.docx
+++ b/zht/docx/231.content.docx
@@ -366,18 +366,12 @@
           <w:lang w:val="zh_TW" w:bidi="zh_TW"/>
         </w:rPr>
       </w:r>
-      <w:hyperlink r:id="rId13">
-        <w:r>
-          <w:rPr>
-            <w:lang w:val="zh_TW" w:bidi="zh_TW"/>
-          </w:rPr>
-          <w:rPr>
-            <w:color w:val="0000EE"/>
-            <w:u w:val="single"/>
-          </w:rPr>
-          <w:t>提摩太前書2:5</w:t>
-        </w:r>
-      </w:hyperlink>
+      <w:r>
+        <w:rPr>
+          <w:lang w:val="zh_TW" w:bidi="zh_TW"/>
+        </w:rPr>
+        <w:t>提摩太前書2:5</w:t>
+      </w:r>
     </w:p>
     <w:p>
       <w:pPr>
@@ -390,18 +384,12 @@
           <w:lang w:val="zh_TW" w:bidi="zh_TW"/>
         </w:rPr>
       </w:r>
-      <w:hyperlink r:id="rId14">
-        <w:r>
-          <w:rPr>
-            <w:lang w:val="zh_TW" w:bidi="zh_TW"/>
-          </w:rPr>
-          <w:rPr>
-            <w:color w:val="0000EE"/>
-            <w:u w:val="single"/>
-          </w:rPr>
-          <w:t>加拉太書3:20</w:t>
-        </w:r>
-      </w:hyperlink>
+      <w:r>
+        <w:rPr>
+          <w:lang w:val="zh_TW" w:bidi="zh_TW"/>
+        </w:rPr>
+        <w:t>加拉太書3:20</w:t>
+      </w:r>
     </w:p>
     <w:p>
       <w:pPr>
@@ -414,18 +402,12 @@
           <w:lang w:val="zh_TW" w:bidi="zh_TW"/>
         </w:rPr>
       </w:r>
-      <w:hyperlink r:id="rId15">
-        <w:r>
-          <w:rPr>
-            <w:lang w:val="zh_TW" w:bidi="zh_TW"/>
-          </w:rPr>
-          <w:rPr>
-            <w:color w:val="0000EE"/>
-            <w:u w:val="single"/>
-          </w:rPr>
-          <w:t>希伯來書8:6</w:t>
-        </w:r>
-      </w:hyperlink>
+      <w:r>
+        <w:rPr>
+          <w:lang w:val="zh_TW" w:bidi="zh_TW"/>
+        </w:rPr>
+        <w:t>希伯來書8:6</w:t>
+      </w:r>
     </w:p>
     <w:p>
       <w:pPr>
@@ -438,18 +420,12 @@
           <w:lang w:val="zh_TW" w:bidi="zh_TW"/>
         </w:rPr>
       </w:r>
-      <w:hyperlink r:id="rId16">
-        <w:r>
-          <w:rPr>
-            <w:lang w:val="zh_TW" w:bidi="zh_TW"/>
-          </w:rPr>
-          <w:rPr>
-            <w:color w:val="0000EE"/>
-            <w:u w:val="single"/>
-          </w:rPr>
-          <w:t>希伯來書12:24</w:t>
-        </w:r>
-      </w:hyperlink>
+      <w:r>
+        <w:rPr>
+          <w:lang w:val="zh_TW" w:bidi="zh_TW"/>
+        </w:rPr>
+        <w:t>希伯來書12:24</w:t>
+      </w:r>
     </w:p>
     <w:p>
       <w:pPr>
@@ -462,18 +438,12 @@
           <w:lang w:val="zh_TW" w:bidi="zh_TW"/>
         </w:rPr>
       </w:r>
-      <w:hyperlink r:id="rId17">
-        <w:r>
-          <w:rPr>
-            <w:lang w:val="zh_TW" w:bidi="zh_TW"/>
-          </w:rPr>
-          <w:rPr>
-            <w:color w:val="0000EE"/>
-            <w:u w:val="single"/>
-          </w:rPr>
-          <w:t>路加福音12:14</w:t>
-        </w:r>
-      </w:hyperlink>
+      <w:r>
+        <w:rPr>
+          <w:lang w:val="zh_TW" w:bidi="zh_TW"/>
+        </w:rPr>
+        <w:t>路加福音12:14</w:t>
+      </w:r>
     </w:p>
     <w:p>
       <w:pPr>
@@ -760,18 +730,12 @@
           <w:lang w:val="zh_TW" w:bidi="zh_TW"/>
         </w:rPr>
       </w:r>
-      <w:hyperlink r:id="rId18">
-        <w:r>
-          <w:rPr>
-            <w:lang w:val="zh_TW" w:bidi="zh_TW"/>
-          </w:rPr>
-          <w:rPr>
-            <w:color w:val="0000EE"/>
-            <w:u w:val="single"/>
-          </w:rPr>
-          <w:t>創世記24:49</w:t>
-        </w:r>
-      </w:hyperlink>
+      <w:r>
+        <w:rPr>
+          <w:lang w:val="zh_TW" w:bidi="zh_TW"/>
+        </w:rPr>
+        <w:t>創世記24:49</w:t>
+      </w:r>
     </w:p>
     <w:p>
       <w:pPr>
@@ -784,18 +748,12 @@
           <w:lang w:val="zh_TW" w:bidi="zh_TW"/>
         </w:rPr>
       </w:r>
-      <w:hyperlink r:id="rId19">
-        <w:r>
-          <w:rPr>
-            <w:lang w:val="zh_TW" w:bidi="zh_TW"/>
-          </w:rPr>
-          <w:rPr>
-            <w:color w:val="0000EE"/>
-            <w:u w:val="single"/>
-          </w:rPr>
-          <w:t>利未記26:40</w:t>
-        </w:r>
-      </w:hyperlink>
+      <w:r>
+        <w:rPr>
+          <w:lang w:val="zh_TW" w:bidi="zh_TW"/>
+        </w:rPr>
+        <w:t>利未記26:40</w:t>
+      </w:r>
     </w:p>
     <w:p>
       <w:pPr>
@@ -808,18 +766,12 @@
           <w:lang w:val="zh_TW" w:bidi="zh_TW"/>
         </w:rPr>
       </w:r>
-      <w:hyperlink r:id="rId20">
-        <w:r>
-          <w:rPr>
-            <w:lang w:val="zh_TW" w:bidi="zh_TW"/>
-          </w:rPr>
-          <w:rPr>
-            <w:color w:val="0000EE"/>
-            <w:u w:val="single"/>
-          </w:rPr>
-          <w:t>民數記12:7</w:t>
-        </w:r>
-      </w:hyperlink>
+      <w:r>
+        <w:rPr>
+          <w:lang w:val="zh_TW" w:bidi="zh_TW"/>
+        </w:rPr>
+        <w:t>民數記12:7</w:t>
+      </w:r>
     </w:p>
     <w:p>
       <w:pPr>
@@ -832,18 +784,12 @@
           <w:lang w:val="zh_TW" w:bidi="zh_TW"/>
         </w:rPr>
       </w:r>
-      <w:hyperlink r:id="rId21">
-        <w:r>
-          <w:rPr>
-            <w:lang w:val="zh_TW" w:bidi="zh_TW"/>
-          </w:rPr>
-          <w:rPr>
-            <w:color w:val="0000EE"/>
-            <w:u w:val="single"/>
-          </w:rPr>
-          <w:t>約書亞記2:14</w:t>
-        </w:r>
-      </w:hyperlink>
+      <w:r>
+        <w:rPr>
+          <w:lang w:val="zh_TW" w:bidi="zh_TW"/>
+        </w:rPr>
+        <w:t>約書亞記2:14</w:t>
+      </w:r>
     </w:p>
     <w:p>
       <w:pPr>
@@ -856,18 +802,12 @@
           <w:lang w:val="zh_TW" w:bidi="zh_TW"/>
         </w:rPr>
       </w:r>
-      <w:hyperlink r:id="rId22">
-        <w:r>
-          <w:rPr>
-            <w:lang w:val="zh_TW" w:bidi="zh_TW"/>
-          </w:rPr>
-          <w:rPr>
-            <w:color w:val="0000EE"/>
-            <w:u w:val="single"/>
-          </w:rPr>
-          <w:t>士師記2:16–17</w:t>
-        </w:r>
-      </w:hyperlink>
+      <w:r>
+        <w:rPr>
+          <w:lang w:val="zh_TW" w:bidi="zh_TW"/>
+        </w:rPr>
+        <w:t>士師記2:16–17</w:t>
+      </w:r>
     </w:p>
     <w:p>
       <w:pPr>
@@ -880,18 +820,12 @@
           <w:lang w:val="zh_TW" w:bidi="zh_TW"/>
         </w:rPr>
       </w:r>
-      <w:hyperlink r:id="rId23">
-        <w:r>
-          <w:rPr>
-            <w:lang w:val="zh_TW" w:bidi="zh_TW"/>
-          </w:rPr>
-          <w:rPr>
-            <w:color w:val="0000EE"/>
-            <w:u w:val="single"/>
-          </w:rPr>
-          <w:t>撒母耳記上2:9</w:t>
-        </w:r>
-      </w:hyperlink>
+      <w:r>
+        <w:rPr>
+          <w:lang w:val="zh_TW" w:bidi="zh_TW"/>
+        </w:rPr>
+        <w:t>撒母耳記上2:9</w:t>
+      </w:r>
     </w:p>
     <w:p>
       <w:pPr>
@@ -904,18 +838,12 @@
           <w:lang w:val="zh_TW" w:bidi="zh_TW"/>
         </w:rPr>
       </w:r>
-      <w:hyperlink r:id="rId24">
-        <w:r>
-          <w:rPr>
-            <w:lang w:val="zh_TW" w:bidi="zh_TW"/>
-          </w:rPr>
-          <w:rPr>
-            <w:color w:val="0000EE"/>
-            <w:u w:val="single"/>
-          </w:rPr>
-          <w:t>詩篇12:1</w:t>
-        </w:r>
-      </w:hyperlink>
+      <w:r>
+        <w:rPr>
+          <w:lang w:val="zh_TW" w:bidi="zh_TW"/>
+        </w:rPr>
+        <w:t>詩篇12:1</w:t>
+      </w:r>
     </w:p>
     <w:p>
       <w:pPr>
@@ -928,18 +856,12 @@
           <w:lang w:val="zh_TW" w:bidi="zh_TW"/>
         </w:rPr>
       </w:r>
-      <w:hyperlink r:id="rId25">
-        <w:r>
-          <w:rPr>
-            <w:lang w:val="zh_TW" w:bidi="zh_TW"/>
-          </w:rPr>
-          <w:rPr>
-            <w:color w:val="0000EE"/>
-            <w:u w:val="single"/>
-          </w:rPr>
-          <w:t>箴言11:12–13</w:t>
-        </w:r>
-      </w:hyperlink>
+      <w:r>
+        <w:rPr>
+          <w:lang w:val="zh_TW" w:bidi="zh_TW"/>
+        </w:rPr>
+        <w:t>箴言11:12–13</w:t>
+      </w:r>
     </w:p>
     <w:p>
       <w:pPr>
@@ -952,18 +874,12 @@
           <w:lang w:val="zh_TW" w:bidi="zh_TW"/>
         </w:rPr>
       </w:r>
-      <w:hyperlink r:id="rId26">
-        <w:r>
-          <w:rPr>
-            <w:lang w:val="zh_TW" w:bidi="zh_TW"/>
-          </w:rPr>
-          <w:rPr>
-            <w:color w:val="0000EE"/>
-            <w:u w:val="single"/>
-          </w:rPr>
-          <w:t>以賽亞書1:26</w:t>
-        </w:r>
-      </w:hyperlink>
+      <w:r>
+        <w:rPr>
+          <w:lang w:val="zh_TW" w:bidi="zh_TW"/>
+        </w:rPr>
+        <w:t>以賽亞書1:26</w:t>
+      </w:r>
     </w:p>
     <w:p>
       <w:pPr>
@@ -976,18 +892,12 @@
           <w:lang w:val="zh_TW" w:bidi="zh_TW"/>
         </w:rPr>
       </w:r>
-      <w:hyperlink r:id="rId27">
-        <w:r>
-          <w:rPr>
-            <w:lang w:val="zh_TW" w:bidi="zh_TW"/>
-          </w:rPr>
-          <w:rPr>
-            <w:color w:val="0000EE"/>
-            <w:u w:val="single"/>
-          </w:rPr>
-          <w:t>耶利米書9:7–9</w:t>
-        </w:r>
-      </w:hyperlink>
+      <w:r>
+        <w:rPr>
+          <w:lang w:val="zh_TW" w:bidi="zh_TW"/>
+        </w:rPr>
+        <w:t>耶利米書9:7–9</w:t>
+      </w:r>
     </w:p>
     <w:p>
       <w:pPr>
@@ -1000,18 +910,12 @@
           <w:lang w:val="zh_TW" w:bidi="zh_TW"/>
         </w:rPr>
       </w:r>
-      <w:hyperlink r:id="rId28">
-        <w:r>
-          <w:rPr>
-            <w:lang w:val="zh_TW" w:bidi="zh_TW"/>
-          </w:rPr>
-          <w:rPr>
-            <w:color w:val="0000EE"/>
-            <w:u w:val="single"/>
-          </w:rPr>
-          <w:t>何西阿書5:7</w:t>
-        </w:r>
-      </w:hyperlink>
+      <w:r>
+        <w:rPr>
+          <w:lang w:val="zh_TW" w:bidi="zh_TW"/>
+        </w:rPr>
+        <w:t>何西阿書5:7</w:t>
+      </w:r>
     </w:p>
     <w:p>
       <w:pPr>
@@ -1024,18 +928,12 @@
           <w:lang w:val="zh_TW" w:bidi="zh_TW"/>
         </w:rPr>
       </w:r>
-      <w:hyperlink r:id="rId29">
-        <w:r>
-          <w:rPr>
-            <w:lang w:val="zh_TW" w:bidi="zh_TW"/>
-          </w:rPr>
-          <w:rPr>
-            <w:color w:val="0000EE"/>
-            <w:u w:val="single"/>
-          </w:rPr>
-          <w:t>路加福音12:46</w:t>
-        </w:r>
-      </w:hyperlink>
+      <w:r>
+        <w:rPr>
+          <w:lang w:val="zh_TW" w:bidi="zh_TW"/>
+        </w:rPr>
+        <w:t>路加福音12:46</w:t>
+      </w:r>
     </w:p>
     <w:p>
       <w:pPr>
@@ -1048,18 +946,12 @@
           <w:lang w:val="zh_TW" w:bidi="zh_TW"/>
         </w:rPr>
       </w:r>
-      <w:hyperlink r:id="rId30">
-        <w:r>
-          <w:rPr>
-            <w:lang w:val="zh_TW" w:bidi="zh_TW"/>
-          </w:rPr>
-          <w:rPr>
-            <w:color w:val="0000EE"/>
-            <w:u w:val="single"/>
-          </w:rPr>
-          <w:t>路加福音16:10</w:t>
-        </w:r>
-      </w:hyperlink>
+      <w:r>
+        <w:rPr>
+          <w:lang w:val="zh_TW" w:bidi="zh_TW"/>
+        </w:rPr>
+        <w:t>路加福音16:10</w:t>
+      </w:r>
     </w:p>
     <w:p>
       <w:pPr>
@@ -1072,18 +964,12 @@
           <w:lang w:val="zh_TW" w:bidi="zh_TW"/>
         </w:rPr>
       </w:r>
-      <w:hyperlink r:id="rId31">
-        <w:r>
-          <w:rPr>
-            <w:lang w:val="zh_TW" w:bidi="zh_TW"/>
-          </w:rPr>
-          <w:rPr>
-            <w:color w:val="0000EE"/>
-            <w:u w:val="single"/>
-          </w:rPr>
-          <w:t>歌羅西書1:7</w:t>
-        </w:r>
-      </w:hyperlink>
+      <w:r>
+        <w:rPr>
+          <w:lang w:val="zh_TW" w:bidi="zh_TW"/>
+        </w:rPr>
+        <w:t>歌羅西書1:7</w:t>
+      </w:r>
     </w:p>
     <w:p>
       <w:pPr>
@@ -1096,18 +982,12 @@
           <w:lang w:val="zh_TW" w:bidi="zh_TW"/>
         </w:rPr>
       </w:r>
-      <w:hyperlink r:id="rId32">
-        <w:r>
-          <w:rPr>
-            <w:lang w:val="zh_TW" w:bidi="zh_TW"/>
-          </w:rPr>
-          <w:rPr>
-            <w:color w:val="0000EE"/>
-            <w:u w:val="single"/>
-          </w:rPr>
-          <w:t>帖撒羅尼迦前書5:24</w:t>
-        </w:r>
-      </w:hyperlink>
+      <w:r>
+        <w:rPr>
+          <w:lang w:val="zh_TW" w:bidi="zh_TW"/>
+        </w:rPr>
+        <w:t>帖撒羅尼迦前書5:24</w:t>
+      </w:r>
     </w:p>
     <w:p>
       <w:pPr>
@@ -1120,18 +1000,12 @@
           <w:lang w:val="zh_TW" w:bidi="zh_TW"/>
         </w:rPr>
       </w:r>
-      <w:hyperlink r:id="rId33">
-        <w:r>
-          <w:rPr>
-            <w:lang w:val="zh_TW" w:bidi="zh_TW"/>
-          </w:rPr>
-          <w:rPr>
-            <w:color w:val="0000EE"/>
-            <w:u w:val="single"/>
-          </w:rPr>
-          <w:t>約翰三書1:5</w:t>
-        </w:r>
-      </w:hyperlink>
+      <w:r>
+        <w:rPr>
+          <w:lang w:val="zh_TW" w:bidi="zh_TW"/>
+        </w:rPr>
+        <w:t>約翰三書1:5</w:t>
+      </w:r>
     </w:p>
     <w:p>
       <w:pPr>
@@ -1767,18 +1641,12 @@
           <w:lang w:val="zh_TW" w:bidi="zh_TW"/>
         </w:rPr>
       </w:r>
-      <w:hyperlink r:id="rId34">
-        <w:r>
-          <w:rPr>
-            <w:lang w:val="zh_TW" w:bidi="zh_TW"/>
-          </w:rPr>
-          <w:rPr>
-            <w:color w:val="0000EE"/>
-            <w:u w:val="single"/>
-          </w:rPr>
-          <w:t>列王紀上18:32</w:t>
-        </w:r>
-      </w:hyperlink>
+      <w:r>
+        <w:rPr>
+          <w:lang w:val="zh_TW" w:bidi="zh_TW"/>
+        </w:rPr>
+        <w:t>列王紀上18:32</w:t>
+      </w:r>
     </w:p>
     <w:p>
       <w:pPr>
@@ -1791,18 +1659,12 @@
           <w:lang w:val="zh_TW" w:bidi="zh_TW"/>
         </w:rPr>
       </w:r>
-      <w:hyperlink r:id="rId35">
-        <w:r>
-          <w:rPr>
-            <w:lang w:val="zh_TW" w:bidi="zh_TW"/>
-          </w:rPr>
-          <w:rPr>
-            <w:color w:val="0000EE"/>
-            <w:u w:val="single"/>
-          </w:rPr>
-          <w:t>創世記1:11</w:t>
-        </w:r>
-      </w:hyperlink>
+      <w:r>
+        <w:rPr>
+          <w:lang w:val="zh_TW" w:bidi="zh_TW"/>
+        </w:rPr>
+        <w:t>創世記1:11</w:t>
+      </w:r>
     </w:p>
     <w:p>
       <w:pPr>
@@ -1815,18 +1677,12 @@
           <w:lang w:val="zh_TW" w:bidi="zh_TW"/>
         </w:rPr>
       </w:r>
-      <w:hyperlink r:id="rId36">
-        <w:r>
-          <w:rPr>
-            <w:lang w:val="zh_TW" w:bidi="zh_TW"/>
-          </w:rPr>
-          <w:rPr>
-            <w:color w:val="0000EE"/>
-            <w:u w:val="single"/>
-          </w:rPr>
-          <w:t>耶利米書2:21</w:t>
-        </w:r>
-      </w:hyperlink>
+      <w:r>
+        <w:rPr>
+          <w:lang w:val="zh_TW" w:bidi="zh_TW"/>
+        </w:rPr>
+        <w:t>耶利米書2:21</w:t>
+      </w:r>
     </w:p>
     <w:p>
       <w:pPr>
@@ -1839,18 +1695,12 @@
           <w:lang w:val="zh_TW" w:bidi="zh_TW"/>
         </w:rPr>
       </w:r>
-      <w:hyperlink r:id="rId37">
-        <w:r>
-          <w:rPr>
-            <w:lang w:val="zh_TW" w:bidi="zh_TW"/>
-          </w:rPr>
-          <w:rPr>
-            <w:color w:val="0000EE"/>
-            <w:u w:val="single"/>
-          </w:rPr>
-          <w:t>馬太福音13:8</w:t>
-        </w:r>
-      </w:hyperlink>
+      <w:r>
+        <w:rPr>
+          <w:lang w:val="zh_TW" w:bidi="zh_TW"/>
+        </w:rPr>
+        <w:t>馬太福音13:8</w:t>
+      </w:r>
     </w:p>
     <w:p>
       <w:pPr>

--- a/zht/docx/231.content.docx
+++ b/zht/docx/231.content.docx
@@ -1592,19 +1592,7 @@
         <w:rPr>
           <w:lang w:val="zh_TW" w:bidi="zh_TW"/>
         </w:rPr>
-        <w:t>（另見：</w:t>
-      </w:r>
-      <w:r>
-        <w:rPr>
-          <w:lang w:val="zh_TW" w:bidi="zh_TW"/>
-        </w:rPr>
-        <w:t>子女</w:t>
-      </w:r>
-      <w:r>
-        <w:rPr>
-          <w:lang w:val="zh_TW" w:bidi="zh_TW"/>
-        </w:rPr>
-        <w:t>、</w:t>
+        <w:t>（另見：子女、</w:t>
       </w:r>
       <w:r>
         <w:rPr>
